--- a/FP/TN-1640786/Final/JCE_FP_TN-1640786_Final_RevF.docx
+++ b/FP/TN-1640786/Final/JCE_FP_TN-1640786_Final_RevF.docx
@@ -2971,7 +2971,7 @@
           <w:b w:val="0"/>
           <w:i w:val="0"/>
         </w:rPr>
-        <w:t>Has worked for a regional council in Far North Queensland, including shortlisting consultants for a council tender. JCE also prepared the flood levee inspection and certification report for 6887 Oxley Highway, Gunnedah (2026), for a development application under Gunnedah LEP 2012.</w:t>
+        <w:t>Has worked for a regional council in Far North Queensland, including shortlisting consultants for a council tender.</w:t>
       </w:r>
     </w:p>
     <w:p>
